--- a/lessons/6-3/downloads/reveal/teacher/6.3-exit-tickets.docx
+++ b/lessons/6-3/downloads/reveal/teacher/6.3-exit-tickets.docx
@@ -4,6 +4,7 @@
   <w:body>
     <w:p>
       <w:pPr>
+        <w:pStyle w:val="Heading1"/>
         <w:tabs>
           <w:tab w:val="left" w:pos="5200"/>
           <w:tab w:val="right" w:leader="underscore" w:pos="9504"/>
@@ -34,7 +35,7 @@
         <w:rPr>
           <w:rFonts w:ascii="Avenir Next" w:hAnsi="Avenir Next" w:cs="Avenir Next" w:eastAsia="Avenir Next"/>
           <w:color w:val="1A1A1A"/>
-          <w:sz w:val="18"/>
+          <w:sz w:val="22"/>
           <w:szCs w:val="18"/>
         </w:rPr>
         <w:t xml:space="preserve">Name</w:t>
@@ -119,25 +120,25 @@
                 <w:rFonts w:ascii="Avenir Next" w:hAnsi="Avenir Next" w:cs="Avenir Next" w:eastAsia="Avenir Next"/>
                 <w:b/>
                 <w:color w:val="1A1A1A"/>
+                <w:sz w:val="22"/>
+                <w:szCs w:val="20"/>
+              </w:rPr>
+              <w:t xml:space="preserve">1.</w:t>
+            </w:r>
+            <w:r>
+              <w:rPr>
+                <w:rFonts w:ascii="Avenir Next" w:hAnsi="Avenir Next" w:cs="Avenir Next" w:eastAsia="Avenir Next"/>
+                <w:color w:val="1A1A1A"/>
                 <w:sz w:val="20"/>
                 <w:szCs w:val="20"/>
               </w:rPr>
-              <w:t xml:space="preserve">1.</w:t>
-            </w:r>
-            <w:r>
-              <w:rPr>
-                <w:rFonts w:ascii="Avenir Next" w:hAnsi="Avenir Next" w:cs="Avenir Next" w:eastAsia="Avenir Next"/>
-                <w:color w:val="1A1A1A"/>
-                <w:sz w:val="20"/>
-                <w:szCs w:val="20"/>
-              </w:rPr>
               <w:tab/>
             </w:r>
             <w:r>
               <w:rPr>
                 <w:rFonts w:ascii="Avenir Next" w:hAnsi="Avenir Next" w:cs="Avenir Next" w:eastAsia="Avenir Next"/>
                 <w:color w:val="1A1A1A"/>
-                <w:sz w:val="20"/>
+                <w:sz w:val="22"/>
                 <w:szCs w:val="20"/>
               </w:rPr>
               <w:t xml:space="preserve">Write each product as a power.</w:t>
@@ -192,25 +193,25 @@
                       <w:rFonts w:ascii="Avenir Next" w:hAnsi="Avenir Next" w:cs="Avenir Next" w:eastAsia="Avenir Next"/>
                       <w:b/>
                       <w:color w:val="003A70"/>
+                      <w:sz w:val="22"/>
+                      <w:szCs w:val="20"/>
+                    </w:rPr>
+                    <w:t xml:space="preserve">a.</w:t>
+                  </w:r>
+                  <w:r>
+                    <w:rPr>
+                      <w:rFonts w:ascii="Avenir Next" w:hAnsi="Avenir Next" w:cs="Avenir Next" w:eastAsia="Avenir Next"/>
+                      <w:color w:val="1A1A1A"/>
                       <w:sz w:val="20"/>
                       <w:szCs w:val="20"/>
                     </w:rPr>
-                    <w:t xml:space="preserve">a.</w:t>
-                  </w:r>
-                  <w:r>
-                    <w:rPr>
-                      <w:rFonts w:ascii="Avenir Next" w:hAnsi="Avenir Next" w:cs="Avenir Next" w:eastAsia="Avenir Next"/>
-                      <w:color w:val="1A1A1A"/>
-                      <w:sz w:val="20"/>
-                      <w:szCs w:val="20"/>
-                    </w:rPr>
                     <w:tab/>
                   </w:r>
                   <w:r>
                     <w:rPr>
                       <w:rFonts w:ascii="Avenir Next" w:hAnsi="Avenir Next" w:cs="Avenir Next" w:eastAsia="Avenir Next"/>
                       <w:color w:val="1A1A1A"/>
-                      <w:sz w:val="20"/>
+                      <w:sz w:val="22"/>
                       <w:szCs w:val="20"/>
                     </w:rPr>
                     <w:t xml:space="preserve">8 × 8 × 8 × 8 × 8 =</w:t>
@@ -254,25 +255,25 @@
                       <w:rFonts w:ascii="Avenir Next" w:hAnsi="Avenir Next" w:cs="Avenir Next" w:eastAsia="Avenir Next"/>
                       <w:b/>
                       <w:color w:val="003A70"/>
+                      <w:sz w:val="22"/>
+                      <w:szCs w:val="20"/>
+                    </w:rPr>
+                    <w:t xml:space="preserve">b.</w:t>
+                  </w:r>
+                  <w:r>
+                    <w:rPr>
+                      <w:rFonts w:ascii="Avenir Next" w:hAnsi="Avenir Next" w:cs="Avenir Next" w:eastAsia="Avenir Next"/>
+                      <w:color w:val="1A1A1A"/>
                       <w:sz w:val="20"/>
                       <w:szCs w:val="20"/>
                     </w:rPr>
-                    <w:t xml:space="preserve">b.</w:t>
-                  </w:r>
-                  <w:r>
-                    <w:rPr>
-                      <w:rFonts w:ascii="Avenir Next" w:hAnsi="Avenir Next" w:cs="Avenir Next" w:eastAsia="Avenir Next"/>
-                      <w:color w:val="1A1A1A"/>
-                      <w:sz w:val="20"/>
-                      <w:szCs w:val="20"/>
-                    </w:rPr>
                     <w:tab/>
                   </w:r>
                   <w:r>
                     <w:rPr>
                       <w:rFonts w:ascii="Avenir Next" w:hAnsi="Avenir Next" w:cs="Avenir Next" w:eastAsia="Avenir Next"/>
                       <w:color w:val="1A1A1A"/>
-                      <w:sz w:val="20"/>
+                      <w:sz w:val="22"/>
                       <w:szCs w:val="20"/>
                     </w:rPr>
                     <w:t xml:space="preserve">0.3 × 0.3 =</w:t>
@@ -365,25 +366,25 @@
                 <w:rFonts w:ascii="Avenir Next" w:hAnsi="Avenir Next" w:cs="Avenir Next" w:eastAsia="Avenir Next"/>
                 <w:b/>
                 <w:color w:val="1A1A1A"/>
+                <w:sz w:val="22"/>
+                <w:szCs w:val="20"/>
+              </w:rPr>
+              <w:t xml:space="preserve">2.</w:t>
+            </w:r>
+            <w:r>
+              <w:rPr>
+                <w:rFonts w:ascii="Avenir Next" w:hAnsi="Avenir Next" w:cs="Avenir Next" w:eastAsia="Avenir Next"/>
+                <w:color w:val="1A1A1A"/>
                 <w:sz w:val="20"/>
                 <w:szCs w:val="20"/>
               </w:rPr>
-              <w:t xml:space="preserve">2.</w:t>
-            </w:r>
-            <w:r>
-              <w:rPr>
-                <w:rFonts w:ascii="Avenir Next" w:hAnsi="Avenir Next" w:cs="Avenir Next" w:eastAsia="Avenir Next"/>
-                <w:color w:val="1A1A1A"/>
-                <w:sz w:val="20"/>
-                <w:szCs w:val="20"/>
-              </w:rPr>
               <w:tab/>
             </w:r>
             <w:r>
               <w:rPr>
                 <w:rFonts w:ascii="Avenir Next" w:hAnsi="Avenir Next" w:cs="Avenir Next" w:eastAsia="Avenir Next"/>
                 <w:color w:val="1A1A1A"/>
-                <w:sz w:val="20"/>
+                <w:sz w:val="22"/>
                 <w:szCs w:val="20"/>
               </w:rPr>
               <w:t xml:space="preserve">Name the base and exponent of 9</w:t>
@@ -392,7 +393,7 @@
               <w:rPr>
                 <w:rFonts w:ascii="Avenir Next" w:hAnsi="Avenir Next" w:cs="Avenir Next" w:eastAsia="Avenir Next"/>
                 <w:color w:val="1A1A1A"/>
-                <w:sz w:val="20"/>
+                <w:sz w:val="22"/>
                 <w:szCs w:val="20"/>
                 <w:vertAlign w:val="superscript"/>
               </w:rPr>
@@ -402,7 +403,7 @@
               <w:rPr>
                 <w:rFonts w:ascii="Avenir Next" w:hAnsi="Avenir Next" w:cs="Avenir Next" w:eastAsia="Avenir Next"/>
                 <w:color w:val="1A1A1A"/>
-                <w:sz w:val="20"/>
+                <w:sz w:val="22"/>
                 <w:szCs w:val="20"/>
               </w:rPr>
               <w:t xml:space="preserve">. Then write it in expanded form.</w:t>
@@ -479,7 +480,7 @@
                 <w:rFonts w:ascii="Avenir Next" w:hAnsi="Avenir Next" w:cs="Avenir Next" w:eastAsia="Avenir Next"/>
                 <w:b/>
                 <w:color w:val="1A1A1A"/>
-                <w:sz w:val="18"/>
+                <w:sz w:val="22"/>
                 <w:szCs w:val="18"/>
               </w:rPr>
               <w:t xml:space="preserve">Expanded</w:t>
@@ -554,25 +555,25 @@
                 <w:rFonts w:ascii="Avenir Next" w:hAnsi="Avenir Next" w:cs="Avenir Next" w:eastAsia="Avenir Next"/>
                 <w:b/>
                 <w:color w:val="1A1A1A"/>
+                <w:sz w:val="22"/>
+                <w:szCs w:val="20"/>
+              </w:rPr>
+              <w:t xml:space="preserve">3.</w:t>
+            </w:r>
+            <w:r>
+              <w:rPr>
+                <w:rFonts w:ascii="Avenir Next" w:hAnsi="Avenir Next" w:cs="Avenir Next" w:eastAsia="Avenir Next"/>
+                <w:color w:val="1A1A1A"/>
                 <w:sz w:val="20"/>
                 <w:szCs w:val="20"/>
               </w:rPr>
-              <w:t xml:space="preserve">3.</w:t>
-            </w:r>
-            <w:r>
-              <w:rPr>
-                <w:rFonts w:ascii="Avenir Next" w:hAnsi="Avenir Next" w:cs="Avenir Next" w:eastAsia="Avenir Next"/>
-                <w:color w:val="1A1A1A"/>
-                <w:sz w:val="20"/>
-                <w:szCs w:val="20"/>
-              </w:rPr>
               <w:tab/>
             </w:r>
             <w:r>
               <w:rPr>
                 <w:rFonts w:ascii="Avenir Next" w:hAnsi="Avenir Next" w:cs="Avenir Next" w:eastAsia="Avenir Next"/>
                 <w:color w:val="1A1A1A"/>
-                <w:sz w:val="20"/>
+                <w:sz w:val="22"/>
                 <w:szCs w:val="20"/>
               </w:rPr>
               <w:t xml:space="preserve">Which power means 4 × 4 × 4?</w:t>
@@ -628,25 +629,25 @@
                       <w:rFonts w:ascii="Avenir Next" w:hAnsi="Avenir Next" w:cs="Avenir Next" w:eastAsia="Avenir Next"/>
                       <w:b/>
                       <w:color w:val="003A70"/>
+                      <w:sz w:val="22"/>
+                      <w:szCs w:val="19"/>
+                    </w:rPr>
+                    <w:t xml:space="preserve">A</w:t>
+                  </w:r>
+                  <w:r>
+                    <w:rPr>
+                      <w:rFonts w:ascii="Avenir Next" w:hAnsi="Avenir Next" w:cs="Avenir Next" w:eastAsia="Avenir Next"/>
+                      <w:color w:val="1A1A1A"/>
                       <w:sz w:val="19"/>
                       <w:szCs w:val="19"/>
                     </w:rPr>
-                    <w:t xml:space="preserve">A</w:t>
-                  </w:r>
-                  <w:r>
-                    <w:rPr>
-                      <w:rFonts w:ascii="Avenir Next" w:hAnsi="Avenir Next" w:cs="Avenir Next" w:eastAsia="Avenir Next"/>
-                      <w:color w:val="1A1A1A"/>
-                      <w:sz w:val="19"/>
-                      <w:szCs w:val="19"/>
-                    </w:rPr>
                     <w:tab/>
                   </w:r>
                   <w:r>
                     <w:rPr>
                       <w:rFonts w:ascii="Avenir Next" w:hAnsi="Avenir Next" w:cs="Avenir Next" w:eastAsia="Avenir Next"/>
                       <w:color w:val="1A1A1A"/>
-                      <w:sz w:val="19"/>
+                      <w:sz w:val="22"/>
                       <w:szCs w:val="19"/>
                     </w:rPr>
                     <w:t xml:space="preserve">3</w:t>
@@ -655,7 +656,7 @@
                     <w:rPr>
                       <w:rFonts w:ascii="Avenir Next" w:hAnsi="Avenir Next" w:cs="Avenir Next" w:eastAsia="Avenir Next"/>
                       <w:color w:val="1A1A1A"/>
-                      <w:sz w:val="19"/>
+                      <w:sz w:val="22"/>
                       <w:szCs w:val="19"/>
                       <w:vertAlign w:val="superscript"/>
                     </w:rPr>
@@ -681,25 +682,25 @@
                       <w:rFonts w:ascii="Avenir Next" w:hAnsi="Avenir Next" w:cs="Avenir Next" w:eastAsia="Avenir Next"/>
                       <w:b/>
                       <w:color w:val="003A70"/>
+                      <w:sz w:val="22"/>
+                      <w:szCs w:val="19"/>
+                    </w:rPr>
+                    <w:t xml:space="preserve">B</w:t>
+                  </w:r>
+                  <w:r>
+                    <w:rPr>
+                      <w:rFonts w:ascii="Avenir Next" w:hAnsi="Avenir Next" w:cs="Avenir Next" w:eastAsia="Avenir Next"/>
+                      <w:color w:val="1A1A1A"/>
                       <w:sz w:val="19"/>
                       <w:szCs w:val="19"/>
                     </w:rPr>
-                    <w:t xml:space="preserve">B</w:t>
-                  </w:r>
-                  <w:r>
-                    <w:rPr>
-                      <w:rFonts w:ascii="Avenir Next" w:hAnsi="Avenir Next" w:cs="Avenir Next" w:eastAsia="Avenir Next"/>
-                      <w:color w:val="1A1A1A"/>
-                      <w:sz w:val="19"/>
-                      <w:szCs w:val="19"/>
-                    </w:rPr>
                     <w:tab/>
                   </w:r>
                   <w:r>
                     <w:rPr>
                       <w:rFonts w:ascii="Avenir Next" w:hAnsi="Avenir Next" w:cs="Avenir Next" w:eastAsia="Avenir Next"/>
                       <w:color w:val="1A1A1A"/>
-                      <w:sz w:val="19"/>
+                      <w:sz w:val="22"/>
                       <w:szCs w:val="19"/>
                     </w:rPr>
                     <w:t xml:space="preserve">4</w:t>
@@ -708,7 +709,7 @@
                     <w:rPr>
                       <w:rFonts w:ascii="Avenir Next" w:hAnsi="Avenir Next" w:cs="Avenir Next" w:eastAsia="Avenir Next"/>
                       <w:color w:val="1A1A1A"/>
-                      <w:sz w:val="19"/>
+                      <w:sz w:val="22"/>
                       <w:szCs w:val="19"/>
                       <w:vertAlign w:val="superscript"/>
                     </w:rPr>
@@ -734,25 +735,25 @@
                       <w:rFonts w:ascii="Avenir Next" w:hAnsi="Avenir Next" w:cs="Avenir Next" w:eastAsia="Avenir Next"/>
                       <w:b/>
                       <w:color w:val="003A70"/>
+                      <w:sz w:val="22"/>
+                      <w:szCs w:val="19"/>
+                    </w:rPr>
+                    <w:t xml:space="preserve">C</w:t>
+                  </w:r>
+                  <w:r>
+                    <w:rPr>
+                      <w:rFonts w:ascii="Avenir Next" w:hAnsi="Avenir Next" w:cs="Avenir Next" w:eastAsia="Avenir Next"/>
+                      <w:color w:val="1A1A1A"/>
                       <w:sz w:val="19"/>
                       <w:szCs w:val="19"/>
                     </w:rPr>
-                    <w:t xml:space="preserve">C</w:t>
-                  </w:r>
-                  <w:r>
-                    <w:rPr>
-                      <w:rFonts w:ascii="Avenir Next" w:hAnsi="Avenir Next" w:cs="Avenir Next" w:eastAsia="Avenir Next"/>
-                      <w:color w:val="1A1A1A"/>
-                      <w:sz w:val="19"/>
-                      <w:szCs w:val="19"/>
-                    </w:rPr>
                     <w:tab/>
                   </w:r>
                   <w:r>
                     <w:rPr>
                       <w:rFonts w:ascii="Avenir Next" w:hAnsi="Avenir Next" w:cs="Avenir Next" w:eastAsia="Avenir Next"/>
                       <w:color w:val="1A1A1A"/>
-                      <w:sz w:val="19"/>
+                      <w:sz w:val="22"/>
                       <w:szCs w:val="19"/>
                     </w:rPr>
                     <w:t xml:space="preserve">4 × 3</w:t>
@@ -777,25 +778,25 @@
                       <w:rFonts w:ascii="Avenir Next" w:hAnsi="Avenir Next" w:cs="Avenir Next" w:eastAsia="Avenir Next"/>
                       <w:b/>
                       <w:color w:val="003A70"/>
+                      <w:sz w:val="22"/>
+                      <w:szCs w:val="19"/>
+                    </w:rPr>
+                    <w:t xml:space="preserve">D</w:t>
+                  </w:r>
+                  <w:r>
+                    <w:rPr>
+                      <w:rFonts w:ascii="Avenir Next" w:hAnsi="Avenir Next" w:cs="Avenir Next" w:eastAsia="Avenir Next"/>
+                      <w:color w:val="1A1A1A"/>
                       <w:sz w:val="19"/>
                       <w:szCs w:val="19"/>
                     </w:rPr>
-                    <w:t xml:space="preserve">D</w:t>
-                  </w:r>
-                  <w:r>
-                    <w:rPr>
-                      <w:rFonts w:ascii="Avenir Next" w:hAnsi="Avenir Next" w:cs="Avenir Next" w:eastAsia="Avenir Next"/>
-                      <w:color w:val="1A1A1A"/>
-                      <w:sz w:val="19"/>
-                      <w:szCs w:val="19"/>
-                    </w:rPr>
                     <w:tab/>
                   </w:r>
                   <w:r>
                     <w:rPr>
                       <w:rFonts w:ascii="Avenir Next" w:hAnsi="Avenir Next" w:cs="Avenir Next" w:eastAsia="Avenir Next"/>
                       <w:color w:val="1A1A1A"/>
-                      <w:sz w:val="19"/>
+                      <w:sz w:val="22"/>
                       <w:szCs w:val="19"/>
                     </w:rPr>
                     <w:t xml:space="preserve">12</w:t>
@@ -845,7 +846,7 @@
         <w:rPr>
           <w:rFonts w:ascii="Avenir Next" w:hAnsi="Avenir Next" w:cs="Avenir Next" w:eastAsia="Avenir Next"/>
           <w:color w:val="1A1A1A"/>
-          <w:sz w:val="17"/>
+          <w:sz w:val="22"/>
           <w:szCs w:val="17"/>
         </w:rPr>
         <w:t xml:space="preserve">  I got it</w:t>
@@ -863,7 +864,7 @@
         <w:rPr>
           <w:rFonts w:ascii="Avenir Next" w:hAnsi="Avenir Next" w:cs="Avenir Next" w:eastAsia="Avenir Next"/>
           <w:color w:val="1A1A1A"/>
-          <w:sz w:val="17"/>
+          <w:sz w:val="22"/>
           <w:szCs w:val="17"/>
         </w:rPr>
         <w:t xml:space="preserve">  Almost</w:t>
@@ -881,7 +882,7 @@
         <w:rPr>
           <w:rFonts w:ascii="Avenir Next" w:hAnsi="Avenir Next" w:cs="Avenir Next" w:eastAsia="Avenir Next"/>
           <w:color w:val="1A1A1A"/>
-          <w:sz w:val="17"/>
+          <w:sz w:val="22"/>
           <w:szCs w:val="17"/>
         </w:rPr>
         <w:t xml:space="preserve">  I need help</w:t>
@@ -938,7 +939,7 @@
         <w:rPr>
           <w:rFonts w:ascii="Avenir Next" w:hAnsi="Avenir Next" w:cs="Avenir Next" w:eastAsia="Avenir Next"/>
           <w:color w:val="1A1A1A"/>
-          <w:sz w:val="18"/>
+          <w:sz w:val="22"/>
           <w:szCs w:val="18"/>
         </w:rPr>
         <w:t xml:space="preserve">Name</w:t>
@@ -1023,25 +1024,25 @@
                 <w:rFonts w:ascii="Avenir Next" w:hAnsi="Avenir Next" w:cs="Avenir Next" w:eastAsia="Avenir Next"/>
                 <w:b/>
                 <w:color w:val="1A1A1A"/>
+                <w:sz w:val="22"/>
+                <w:szCs w:val="20"/>
+              </w:rPr>
+              <w:t xml:space="preserve">1.</w:t>
+            </w:r>
+            <w:r>
+              <w:rPr>
+                <w:rFonts w:ascii="Avenir Next" w:hAnsi="Avenir Next" w:cs="Avenir Next" w:eastAsia="Avenir Next"/>
+                <w:color w:val="1A1A1A"/>
                 <w:sz w:val="20"/>
                 <w:szCs w:val="20"/>
               </w:rPr>
-              <w:t xml:space="preserve">1.</w:t>
-            </w:r>
-            <w:r>
-              <w:rPr>
-                <w:rFonts w:ascii="Avenir Next" w:hAnsi="Avenir Next" w:cs="Avenir Next" w:eastAsia="Avenir Next"/>
-                <w:color w:val="1A1A1A"/>
-                <w:sz w:val="20"/>
-                <w:szCs w:val="20"/>
-              </w:rPr>
               <w:tab/>
             </w:r>
             <w:r>
               <w:rPr>
                 <w:rFonts w:ascii="Avenir Next" w:hAnsi="Avenir Next" w:cs="Avenir Next" w:eastAsia="Avenir Next"/>
                 <w:color w:val="1A1A1A"/>
-                <w:sz w:val="20"/>
+                <w:sz w:val="22"/>
                 <w:szCs w:val="20"/>
               </w:rPr>
               <w:t xml:space="preserve">Write each product as a power.</w:t>
@@ -1096,25 +1097,25 @@
                       <w:rFonts w:ascii="Avenir Next" w:hAnsi="Avenir Next" w:cs="Avenir Next" w:eastAsia="Avenir Next"/>
                       <w:b/>
                       <w:color w:val="003A70"/>
+                      <w:sz w:val="22"/>
+                      <w:szCs w:val="20"/>
+                    </w:rPr>
+                    <w:t xml:space="preserve">a.</w:t>
+                  </w:r>
+                  <w:r>
+                    <w:rPr>
+                      <w:rFonts w:ascii="Avenir Next" w:hAnsi="Avenir Next" w:cs="Avenir Next" w:eastAsia="Avenir Next"/>
+                      <w:color w:val="1A1A1A"/>
                       <w:sz w:val="20"/>
                       <w:szCs w:val="20"/>
                     </w:rPr>
-                    <w:t xml:space="preserve">a.</w:t>
-                  </w:r>
-                  <w:r>
-                    <w:rPr>
-                      <w:rFonts w:ascii="Avenir Next" w:hAnsi="Avenir Next" w:cs="Avenir Next" w:eastAsia="Avenir Next"/>
-                      <w:color w:val="1A1A1A"/>
-                      <w:sz w:val="20"/>
-                      <w:szCs w:val="20"/>
-                    </w:rPr>
                     <w:tab/>
                   </w:r>
                   <w:r>
                     <w:rPr>
                       <w:rFonts w:ascii="Avenir Next" w:hAnsi="Avenir Next" w:cs="Avenir Next" w:eastAsia="Avenir Next"/>
                       <w:color w:val="1A1A1A"/>
-                      <w:sz w:val="20"/>
+                      <w:sz w:val="22"/>
                       <w:szCs w:val="20"/>
                     </w:rPr>
                     <w:t xml:space="preserve">8 × 8 × 8 × 8 × 8 =</w:t>
@@ -1158,25 +1159,25 @@
                       <w:rFonts w:ascii="Avenir Next" w:hAnsi="Avenir Next" w:cs="Avenir Next" w:eastAsia="Avenir Next"/>
                       <w:b/>
                       <w:color w:val="003A70"/>
+                      <w:sz w:val="22"/>
+                      <w:szCs w:val="20"/>
+                    </w:rPr>
+                    <w:t xml:space="preserve">b.</w:t>
+                  </w:r>
+                  <w:r>
+                    <w:rPr>
+                      <w:rFonts w:ascii="Avenir Next" w:hAnsi="Avenir Next" w:cs="Avenir Next" w:eastAsia="Avenir Next"/>
+                      <w:color w:val="1A1A1A"/>
                       <w:sz w:val="20"/>
                       <w:szCs w:val="20"/>
                     </w:rPr>
-                    <w:t xml:space="preserve">b.</w:t>
-                  </w:r>
-                  <w:r>
-                    <w:rPr>
-                      <w:rFonts w:ascii="Avenir Next" w:hAnsi="Avenir Next" w:cs="Avenir Next" w:eastAsia="Avenir Next"/>
-                      <w:color w:val="1A1A1A"/>
-                      <w:sz w:val="20"/>
-                      <w:szCs w:val="20"/>
-                    </w:rPr>
                     <w:tab/>
                   </w:r>
                   <w:r>
                     <w:rPr>
                       <w:rFonts w:ascii="Avenir Next" w:hAnsi="Avenir Next" w:cs="Avenir Next" w:eastAsia="Avenir Next"/>
                       <w:color w:val="1A1A1A"/>
-                      <w:sz w:val="20"/>
+                      <w:sz w:val="22"/>
                       <w:szCs w:val="20"/>
                     </w:rPr>
                     <w:t xml:space="preserve">0.3 × 0.3 =</w:t>
@@ -1269,25 +1270,25 @@
                 <w:rFonts w:ascii="Avenir Next" w:hAnsi="Avenir Next" w:cs="Avenir Next" w:eastAsia="Avenir Next"/>
                 <w:b/>
                 <w:color w:val="1A1A1A"/>
+                <w:sz w:val="22"/>
+                <w:szCs w:val="20"/>
+              </w:rPr>
+              <w:t xml:space="preserve">2.</w:t>
+            </w:r>
+            <w:r>
+              <w:rPr>
+                <w:rFonts w:ascii="Avenir Next" w:hAnsi="Avenir Next" w:cs="Avenir Next" w:eastAsia="Avenir Next"/>
+                <w:color w:val="1A1A1A"/>
                 <w:sz w:val="20"/>
                 <w:szCs w:val="20"/>
               </w:rPr>
-              <w:t xml:space="preserve">2.</w:t>
-            </w:r>
-            <w:r>
-              <w:rPr>
-                <w:rFonts w:ascii="Avenir Next" w:hAnsi="Avenir Next" w:cs="Avenir Next" w:eastAsia="Avenir Next"/>
-                <w:color w:val="1A1A1A"/>
-                <w:sz w:val="20"/>
-                <w:szCs w:val="20"/>
-              </w:rPr>
               <w:tab/>
             </w:r>
             <w:r>
               <w:rPr>
                 <w:rFonts w:ascii="Avenir Next" w:hAnsi="Avenir Next" w:cs="Avenir Next" w:eastAsia="Avenir Next"/>
                 <w:color w:val="1A1A1A"/>
-                <w:sz w:val="20"/>
+                <w:sz w:val="22"/>
                 <w:szCs w:val="20"/>
               </w:rPr>
               <w:t xml:space="preserve">Name the base and exponent of 9</w:t>
@@ -1296,7 +1297,7 @@
               <w:rPr>
                 <w:rFonts w:ascii="Avenir Next" w:hAnsi="Avenir Next" w:cs="Avenir Next" w:eastAsia="Avenir Next"/>
                 <w:color w:val="1A1A1A"/>
-                <w:sz w:val="20"/>
+                <w:sz w:val="22"/>
                 <w:szCs w:val="20"/>
                 <w:vertAlign w:val="superscript"/>
               </w:rPr>
@@ -1306,7 +1307,7 @@
               <w:rPr>
                 <w:rFonts w:ascii="Avenir Next" w:hAnsi="Avenir Next" w:cs="Avenir Next" w:eastAsia="Avenir Next"/>
                 <w:color w:val="1A1A1A"/>
-                <w:sz w:val="20"/>
+                <w:sz w:val="22"/>
                 <w:szCs w:val="20"/>
               </w:rPr>
               <w:t xml:space="preserve">. Then write it in expanded form.</w:t>
@@ -1383,7 +1384,7 @@
                 <w:rFonts w:ascii="Avenir Next" w:hAnsi="Avenir Next" w:cs="Avenir Next" w:eastAsia="Avenir Next"/>
                 <w:b/>
                 <w:color w:val="1A1A1A"/>
-                <w:sz w:val="18"/>
+                <w:sz w:val="22"/>
                 <w:szCs w:val="18"/>
               </w:rPr>
               <w:t xml:space="preserve">Expanded</w:t>
@@ -1458,25 +1459,25 @@
                 <w:rFonts w:ascii="Avenir Next" w:hAnsi="Avenir Next" w:cs="Avenir Next" w:eastAsia="Avenir Next"/>
                 <w:b/>
                 <w:color w:val="1A1A1A"/>
+                <w:sz w:val="22"/>
+                <w:szCs w:val="20"/>
+              </w:rPr>
+              <w:t xml:space="preserve">3.</w:t>
+            </w:r>
+            <w:r>
+              <w:rPr>
+                <w:rFonts w:ascii="Avenir Next" w:hAnsi="Avenir Next" w:cs="Avenir Next" w:eastAsia="Avenir Next"/>
+                <w:color w:val="1A1A1A"/>
                 <w:sz w:val="20"/>
                 <w:szCs w:val="20"/>
               </w:rPr>
-              <w:t xml:space="preserve">3.</w:t>
-            </w:r>
-            <w:r>
-              <w:rPr>
-                <w:rFonts w:ascii="Avenir Next" w:hAnsi="Avenir Next" w:cs="Avenir Next" w:eastAsia="Avenir Next"/>
-                <w:color w:val="1A1A1A"/>
-                <w:sz w:val="20"/>
-                <w:szCs w:val="20"/>
-              </w:rPr>
               <w:tab/>
             </w:r>
             <w:r>
               <w:rPr>
                 <w:rFonts w:ascii="Avenir Next" w:hAnsi="Avenir Next" w:cs="Avenir Next" w:eastAsia="Avenir Next"/>
                 <w:color w:val="1A1A1A"/>
-                <w:sz w:val="20"/>
+                <w:sz w:val="22"/>
                 <w:szCs w:val="20"/>
               </w:rPr>
               <w:t xml:space="preserve">Which power means 4 × 4 × 4?</w:t>
@@ -1532,25 +1533,25 @@
                       <w:rFonts w:ascii="Avenir Next" w:hAnsi="Avenir Next" w:cs="Avenir Next" w:eastAsia="Avenir Next"/>
                       <w:b/>
                       <w:color w:val="003A70"/>
+                      <w:sz w:val="22"/>
+                      <w:szCs w:val="19"/>
+                    </w:rPr>
+                    <w:t xml:space="preserve">A</w:t>
+                  </w:r>
+                  <w:r>
+                    <w:rPr>
+                      <w:rFonts w:ascii="Avenir Next" w:hAnsi="Avenir Next" w:cs="Avenir Next" w:eastAsia="Avenir Next"/>
+                      <w:color w:val="1A1A1A"/>
                       <w:sz w:val="19"/>
                       <w:szCs w:val="19"/>
                     </w:rPr>
-                    <w:t xml:space="preserve">A</w:t>
-                  </w:r>
-                  <w:r>
-                    <w:rPr>
-                      <w:rFonts w:ascii="Avenir Next" w:hAnsi="Avenir Next" w:cs="Avenir Next" w:eastAsia="Avenir Next"/>
-                      <w:color w:val="1A1A1A"/>
-                      <w:sz w:val="19"/>
-                      <w:szCs w:val="19"/>
-                    </w:rPr>
                     <w:tab/>
                   </w:r>
                   <w:r>
                     <w:rPr>
                       <w:rFonts w:ascii="Avenir Next" w:hAnsi="Avenir Next" w:cs="Avenir Next" w:eastAsia="Avenir Next"/>
                       <w:color w:val="1A1A1A"/>
-                      <w:sz w:val="19"/>
+                      <w:sz w:val="22"/>
                       <w:szCs w:val="19"/>
                     </w:rPr>
                     <w:t xml:space="preserve">3</w:t>
@@ -1559,7 +1560,7 @@
                     <w:rPr>
                       <w:rFonts w:ascii="Avenir Next" w:hAnsi="Avenir Next" w:cs="Avenir Next" w:eastAsia="Avenir Next"/>
                       <w:color w:val="1A1A1A"/>
-                      <w:sz w:val="19"/>
+                      <w:sz w:val="22"/>
                       <w:szCs w:val="19"/>
                       <w:vertAlign w:val="superscript"/>
                     </w:rPr>
@@ -1585,25 +1586,25 @@
                       <w:rFonts w:ascii="Avenir Next" w:hAnsi="Avenir Next" w:cs="Avenir Next" w:eastAsia="Avenir Next"/>
                       <w:b/>
                       <w:color w:val="003A70"/>
+                      <w:sz w:val="22"/>
+                      <w:szCs w:val="19"/>
+                    </w:rPr>
+                    <w:t xml:space="preserve">B</w:t>
+                  </w:r>
+                  <w:r>
+                    <w:rPr>
+                      <w:rFonts w:ascii="Avenir Next" w:hAnsi="Avenir Next" w:cs="Avenir Next" w:eastAsia="Avenir Next"/>
+                      <w:color w:val="1A1A1A"/>
                       <w:sz w:val="19"/>
                       <w:szCs w:val="19"/>
                     </w:rPr>
-                    <w:t xml:space="preserve">B</w:t>
-                  </w:r>
-                  <w:r>
-                    <w:rPr>
-                      <w:rFonts w:ascii="Avenir Next" w:hAnsi="Avenir Next" w:cs="Avenir Next" w:eastAsia="Avenir Next"/>
-                      <w:color w:val="1A1A1A"/>
-                      <w:sz w:val="19"/>
-                      <w:szCs w:val="19"/>
-                    </w:rPr>
                     <w:tab/>
                   </w:r>
                   <w:r>
                     <w:rPr>
                       <w:rFonts w:ascii="Avenir Next" w:hAnsi="Avenir Next" w:cs="Avenir Next" w:eastAsia="Avenir Next"/>
                       <w:color w:val="1A1A1A"/>
-                      <w:sz w:val="19"/>
+                      <w:sz w:val="22"/>
                       <w:szCs w:val="19"/>
                     </w:rPr>
                     <w:t xml:space="preserve">4</w:t>
@@ -1612,7 +1613,7 @@
                     <w:rPr>
                       <w:rFonts w:ascii="Avenir Next" w:hAnsi="Avenir Next" w:cs="Avenir Next" w:eastAsia="Avenir Next"/>
                       <w:color w:val="1A1A1A"/>
-                      <w:sz w:val="19"/>
+                      <w:sz w:val="22"/>
                       <w:szCs w:val="19"/>
                       <w:vertAlign w:val="superscript"/>
                     </w:rPr>
@@ -1638,25 +1639,25 @@
                       <w:rFonts w:ascii="Avenir Next" w:hAnsi="Avenir Next" w:cs="Avenir Next" w:eastAsia="Avenir Next"/>
                       <w:b/>
                       <w:color w:val="003A70"/>
+                      <w:sz w:val="22"/>
+                      <w:szCs w:val="19"/>
+                    </w:rPr>
+                    <w:t xml:space="preserve">C</w:t>
+                  </w:r>
+                  <w:r>
+                    <w:rPr>
+                      <w:rFonts w:ascii="Avenir Next" w:hAnsi="Avenir Next" w:cs="Avenir Next" w:eastAsia="Avenir Next"/>
+                      <w:color w:val="1A1A1A"/>
                       <w:sz w:val="19"/>
                       <w:szCs w:val="19"/>
                     </w:rPr>
-                    <w:t xml:space="preserve">C</w:t>
-                  </w:r>
-                  <w:r>
-                    <w:rPr>
-                      <w:rFonts w:ascii="Avenir Next" w:hAnsi="Avenir Next" w:cs="Avenir Next" w:eastAsia="Avenir Next"/>
-                      <w:color w:val="1A1A1A"/>
-                      <w:sz w:val="19"/>
-                      <w:szCs w:val="19"/>
-                    </w:rPr>
                     <w:tab/>
                   </w:r>
                   <w:r>
                     <w:rPr>
                       <w:rFonts w:ascii="Avenir Next" w:hAnsi="Avenir Next" w:cs="Avenir Next" w:eastAsia="Avenir Next"/>
                       <w:color w:val="1A1A1A"/>
-                      <w:sz w:val="19"/>
+                      <w:sz w:val="22"/>
                       <w:szCs w:val="19"/>
                     </w:rPr>
                     <w:t xml:space="preserve">4 × 3</w:t>
@@ -1681,25 +1682,25 @@
                       <w:rFonts w:ascii="Avenir Next" w:hAnsi="Avenir Next" w:cs="Avenir Next" w:eastAsia="Avenir Next"/>
                       <w:b/>
                       <w:color w:val="003A70"/>
+                      <w:sz w:val="22"/>
+                      <w:szCs w:val="19"/>
+                    </w:rPr>
+                    <w:t xml:space="preserve">D</w:t>
+                  </w:r>
+                  <w:r>
+                    <w:rPr>
+                      <w:rFonts w:ascii="Avenir Next" w:hAnsi="Avenir Next" w:cs="Avenir Next" w:eastAsia="Avenir Next"/>
+                      <w:color w:val="1A1A1A"/>
                       <w:sz w:val="19"/>
                       <w:szCs w:val="19"/>
                     </w:rPr>
-                    <w:t xml:space="preserve">D</w:t>
-                  </w:r>
-                  <w:r>
-                    <w:rPr>
-                      <w:rFonts w:ascii="Avenir Next" w:hAnsi="Avenir Next" w:cs="Avenir Next" w:eastAsia="Avenir Next"/>
-                      <w:color w:val="1A1A1A"/>
-                      <w:sz w:val="19"/>
-                      <w:szCs w:val="19"/>
-                    </w:rPr>
                     <w:tab/>
                   </w:r>
                   <w:r>
                     <w:rPr>
                       <w:rFonts w:ascii="Avenir Next" w:hAnsi="Avenir Next" w:cs="Avenir Next" w:eastAsia="Avenir Next"/>
                       <w:color w:val="1A1A1A"/>
-                      <w:sz w:val="19"/>
+                      <w:sz w:val="22"/>
                       <w:szCs w:val="19"/>
                     </w:rPr>
                     <w:t xml:space="preserve">12</w:t>
@@ -1749,7 +1750,7 @@
         <w:rPr>
           <w:rFonts w:ascii="Avenir Next" w:hAnsi="Avenir Next" w:cs="Avenir Next" w:eastAsia="Avenir Next"/>
           <w:color w:val="1A1A1A"/>
-          <w:sz w:val="17"/>
+          <w:sz w:val="22"/>
           <w:szCs w:val="17"/>
         </w:rPr>
         <w:t xml:space="preserve">  I got it</w:t>
@@ -1767,7 +1768,7 @@
         <w:rPr>
           <w:rFonts w:ascii="Avenir Next" w:hAnsi="Avenir Next" w:cs="Avenir Next" w:eastAsia="Avenir Next"/>
           <w:color w:val="1A1A1A"/>
-          <w:sz w:val="17"/>
+          <w:sz w:val="22"/>
           <w:szCs w:val="17"/>
         </w:rPr>
         <w:t xml:space="preserve">  Almost</w:t>
@@ -1785,7 +1786,7 @@
         <w:rPr>
           <w:rFonts w:ascii="Avenir Next" w:hAnsi="Avenir Next" w:cs="Avenir Next" w:eastAsia="Avenir Next"/>
           <w:color w:val="1A1A1A"/>
-          <w:sz w:val="17"/>
+          <w:sz w:val="22"/>
           <w:szCs w:val="17"/>
         </w:rPr>
         <w:t xml:space="preserve">  I need help</w:t>
@@ -1824,7 +1825,7 @@
         <w:rPr>
           <w:rFonts w:ascii="Avenir Next" w:hAnsi="Avenir Next" w:cs="Avenir Next" w:eastAsia="Avenir Next"/>
           <w:color w:val="1A1A1A"/>
-          <w:sz w:val="18"/>
+          <w:sz w:val="22"/>
           <w:szCs w:val="18"/>
         </w:rPr>
         <w:t xml:space="preserve">Name</w:t>
@@ -1909,25 +1910,25 @@
                 <w:rFonts w:ascii="Avenir Next" w:hAnsi="Avenir Next" w:cs="Avenir Next" w:eastAsia="Avenir Next"/>
                 <w:b/>
                 <w:color w:val="1A1A1A"/>
+                <w:sz w:val="22"/>
+                <w:szCs w:val="20"/>
+              </w:rPr>
+              <w:t xml:space="preserve">1.</w:t>
+            </w:r>
+            <w:r>
+              <w:rPr>
+                <w:rFonts w:ascii="Avenir Next" w:hAnsi="Avenir Next" w:cs="Avenir Next" w:eastAsia="Avenir Next"/>
+                <w:color w:val="1A1A1A"/>
                 <w:sz w:val="20"/>
                 <w:szCs w:val="20"/>
               </w:rPr>
-              <w:t xml:space="preserve">1.</w:t>
-            </w:r>
-            <w:r>
-              <w:rPr>
-                <w:rFonts w:ascii="Avenir Next" w:hAnsi="Avenir Next" w:cs="Avenir Next" w:eastAsia="Avenir Next"/>
-                <w:color w:val="1A1A1A"/>
-                <w:sz w:val="20"/>
-                <w:szCs w:val="20"/>
-              </w:rPr>
               <w:tab/>
             </w:r>
             <w:r>
               <w:rPr>
                 <w:rFonts w:ascii="Avenir Next" w:hAnsi="Avenir Next" w:cs="Avenir Next" w:eastAsia="Avenir Next"/>
                 <w:color w:val="1A1A1A"/>
-                <w:sz w:val="20"/>
+                <w:sz w:val="22"/>
                 <w:szCs w:val="20"/>
               </w:rPr>
               <w:t xml:space="preserve">Find the value of each power.</w:t>
@@ -1982,25 +1983,25 @@
                       <w:rFonts w:ascii="Avenir Next" w:hAnsi="Avenir Next" w:cs="Avenir Next" w:eastAsia="Avenir Next"/>
                       <w:b/>
                       <w:color w:val="003A70"/>
+                      <w:sz w:val="22"/>
+                      <w:szCs w:val="20"/>
+                    </w:rPr>
+                    <w:t xml:space="preserve">a.</w:t>
+                  </w:r>
+                  <w:r>
+                    <w:rPr>
+                      <w:rFonts w:ascii="Avenir Next" w:hAnsi="Avenir Next" w:cs="Avenir Next" w:eastAsia="Avenir Next"/>
+                      <w:color w:val="1A1A1A"/>
                       <w:sz w:val="20"/>
                       <w:szCs w:val="20"/>
                     </w:rPr>
-                    <w:t xml:space="preserve">a.</w:t>
-                  </w:r>
-                  <w:r>
-                    <w:rPr>
-                      <w:rFonts w:ascii="Avenir Next" w:hAnsi="Avenir Next" w:cs="Avenir Next" w:eastAsia="Avenir Next"/>
-                      <w:color w:val="1A1A1A"/>
-                      <w:sz w:val="20"/>
-                      <w:szCs w:val="20"/>
-                    </w:rPr>
                     <w:tab/>
                   </w:r>
                   <w:r>
                     <w:rPr>
                       <w:rFonts w:ascii="Avenir Next" w:hAnsi="Avenir Next" w:cs="Avenir Next" w:eastAsia="Avenir Next"/>
                       <w:color w:val="1A1A1A"/>
-                      <w:sz w:val="20"/>
+                      <w:sz w:val="22"/>
                       <w:szCs w:val="20"/>
                     </w:rPr>
                     <w:t xml:space="preserve">5</w:t>
@@ -2009,7 +2010,7 @@
                     <w:rPr>
                       <w:rFonts w:ascii="Avenir Next" w:hAnsi="Avenir Next" w:cs="Avenir Next" w:eastAsia="Avenir Next"/>
                       <w:color w:val="1A1A1A"/>
-                      <w:sz w:val="20"/>
+                      <w:sz w:val="22"/>
                       <w:szCs w:val="20"/>
                       <w:vertAlign w:val="superscript"/>
                     </w:rPr>
@@ -2019,7 +2020,7 @@
                     <w:rPr>
                       <w:rFonts w:ascii="Avenir Next" w:hAnsi="Avenir Next" w:cs="Avenir Next" w:eastAsia="Avenir Next"/>
                       <w:color w:val="1A1A1A"/>
-                      <w:sz w:val="20"/>
+                      <w:sz w:val="22"/>
                       <w:szCs w:val="20"/>
                     </w:rPr>
                     <w:t xml:space="preserve"> =</w:t>
@@ -2063,25 +2064,25 @@
                       <w:rFonts w:ascii="Avenir Next" w:hAnsi="Avenir Next" w:cs="Avenir Next" w:eastAsia="Avenir Next"/>
                       <w:b/>
                       <w:color w:val="003A70"/>
+                      <w:sz w:val="22"/>
+                      <w:szCs w:val="20"/>
+                    </w:rPr>
+                    <w:t xml:space="preserve">b.</w:t>
+                  </w:r>
+                  <w:r>
+                    <w:rPr>
+                      <w:rFonts w:ascii="Avenir Next" w:hAnsi="Avenir Next" w:cs="Avenir Next" w:eastAsia="Avenir Next"/>
+                      <w:color w:val="1A1A1A"/>
                       <w:sz w:val="20"/>
                       <w:szCs w:val="20"/>
                     </w:rPr>
-                    <w:t xml:space="preserve">b.</w:t>
-                  </w:r>
-                  <w:r>
-                    <w:rPr>
-                      <w:rFonts w:ascii="Avenir Next" w:hAnsi="Avenir Next" w:cs="Avenir Next" w:eastAsia="Avenir Next"/>
-                      <w:color w:val="1A1A1A"/>
-                      <w:sz w:val="20"/>
-                      <w:szCs w:val="20"/>
-                    </w:rPr>
                     <w:tab/>
                   </w:r>
                   <w:r>
                     <w:rPr>
                       <w:rFonts w:ascii="Avenir Next" w:hAnsi="Avenir Next" w:cs="Avenir Next" w:eastAsia="Avenir Next"/>
                       <w:color w:val="1A1A1A"/>
-                      <w:sz w:val="20"/>
+                      <w:sz w:val="22"/>
                       <w:szCs w:val="20"/>
                     </w:rPr>
                     <w:t xml:space="preserve">2</w:t>
@@ -2090,7 +2091,7 @@
                     <w:rPr>
                       <w:rFonts w:ascii="Avenir Next" w:hAnsi="Avenir Next" w:cs="Avenir Next" w:eastAsia="Avenir Next"/>
                       <w:color w:val="1A1A1A"/>
-                      <w:sz w:val="20"/>
+                      <w:sz w:val="22"/>
                       <w:szCs w:val="20"/>
                       <w:vertAlign w:val="superscript"/>
                     </w:rPr>
@@ -2100,7 +2101,7 @@
                     <w:rPr>
                       <w:rFonts w:ascii="Avenir Next" w:hAnsi="Avenir Next" w:cs="Avenir Next" w:eastAsia="Avenir Next"/>
                       <w:color w:val="1A1A1A"/>
-                      <w:sz w:val="20"/>
+                      <w:sz w:val="22"/>
                       <w:szCs w:val="20"/>
                     </w:rPr>
                     <w:t xml:space="preserve"> =</w:t>
@@ -2193,25 +2194,25 @@
                 <w:rFonts w:ascii="Avenir Next" w:hAnsi="Avenir Next" w:cs="Avenir Next" w:eastAsia="Avenir Next"/>
                 <w:b/>
                 <w:color w:val="1A1A1A"/>
+                <w:sz w:val="22"/>
+                <w:szCs w:val="20"/>
+              </w:rPr>
+              <w:t xml:space="preserve">2.</w:t>
+            </w:r>
+            <w:r>
+              <w:rPr>
+                <w:rFonts w:ascii="Avenir Next" w:hAnsi="Avenir Next" w:cs="Avenir Next" w:eastAsia="Avenir Next"/>
+                <w:color w:val="1A1A1A"/>
                 <w:sz w:val="20"/>
                 <w:szCs w:val="20"/>
               </w:rPr>
-              <w:t xml:space="preserve">2.</w:t>
-            </w:r>
-            <w:r>
-              <w:rPr>
-                <w:rFonts w:ascii="Avenir Next" w:hAnsi="Avenir Next" w:cs="Avenir Next" w:eastAsia="Avenir Next"/>
-                <w:color w:val="1A1A1A"/>
-                <w:sz w:val="20"/>
-                <w:szCs w:val="20"/>
-              </w:rPr>
               <w:tab/>
             </w:r>
             <w:r>
               <w:rPr>
                 <w:rFonts w:ascii="Avenir Next" w:hAnsi="Avenir Next" w:cs="Avenir Next" w:eastAsia="Avenir Next"/>
                 <w:color w:val="1A1A1A"/>
-                <w:sz w:val="20"/>
+                <w:sz w:val="22"/>
                 <w:szCs w:val="20"/>
               </w:rPr>
               <w:t xml:space="preserve">A cube has edges of 6 inches. Its volume is 6</w:t>
@@ -2220,7 +2221,7 @@
               <w:rPr>
                 <w:rFonts w:ascii="Avenir Next" w:hAnsi="Avenir Next" w:cs="Avenir Next" w:eastAsia="Avenir Next"/>
                 <w:color w:val="1A1A1A"/>
-                <w:sz w:val="20"/>
+                <w:sz w:val="22"/>
                 <w:szCs w:val="20"/>
                 <w:vertAlign w:val="superscript"/>
               </w:rPr>
@@ -2230,7 +2231,7 @@
               <w:rPr>
                 <w:rFonts w:ascii="Avenir Next" w:hAnsi="Avenir Next" w:cs="Avenir Next" w:eastAsia="Avenir Next"/>
                 <w:color w:val="1A1A1A"/>
-                <w:sz w:val="20"/>
+                <w:sz w:val="22"/>
                 <w:szCs w:val="20"/>
               </w:rPr>
               <w:t xml:space="preserve"> in³. Find the volume.</w:t>
@@ -2307,25 +2308,25 @@
                 <w:rFonts w:ascii="Avenir Next" w:hAnsi="Avenir Next" w:cs="Avenir Next" w:eastAsia="Avenir Next"/>
                 <w:b/>
                 <w:color w:val="1A1A1A"/>
+                <w:sz w:val="22"/>
+                <w:szCs w:val="18"/>
+              </w:rPr>
+              <w:t xml:space="preserve">Answer</w:t>
+            </w:r>
+            <w:r>
+              <w:rPr>
+                <w:rFonts w:ascii="Avenir Next" w:hAnsi="Avenir Next" w:cs="Avenir Next" w:eastAsia="Avenir Next"/>
+                <w:color w:val="1A1A1A"/>
                 <w:sz w:val="18"/>
                 <w:szCs w:val="18"/>
               </w:rPr>
-              <w:t xml:space="preserve">Answer</w:t>
-            </w:r>
-            <w:r>
-              <w:rPr>
-                <w:rFonts w:ascii="Avenir Next" w:hAnsi="Avenir Next" w:cs="Avenir Next" w:eastAsia="Avenir Next"/>
-                <w:color w:val="1A1A1A"/>
-                <w:sz w:val="18"/>
-                <w:szCs w:val="18"/>
-              </w:rPr>
               <w:tab/>
             </w:r>
             <w:r>
               <w:rPr>
                 <w:rFonts w:ascii="Avenir Next" w:hAnsi="Avenir Next" w:cs="Avenir Next" w:eastAsia="Avenir Next"/>
                 <w:color w:val="1A1A1A"/>
-                <w:sz w:val="18"/>
+                <w:sz w:val="22"/>
                 <w:szCs w:val="18"/>
               </w:rPr>
               <w:t xml:space="preserve">  in³</w:t>
@@ -2391,25 +2392,25 @@
                 <w:rFonts w:ascii="Avenir Next" w:hAnsi="Avenir Next" w:cs="Avenir Next" w:eastAsia="Avenir Next"/>
                 <w:b/>
                 <w:color w:val="1A1A1A"/>
+                <w:sz w:val="22"/>
+                <w:szCs w:val="20"/>
+              </w:rPr>
+              <w:t xml:space="preserve">3.</w:t>
+            </w:r>
+            <w:r>
+              <w:rPr>
+                <w:rFonts w:ascii="Avenir Next" w:hAnsi="Avenir Next" w:cs="Avenir Next" w:eastAsia="Avenir Next"/>
+                <w:color w:val="1A1A1A"/>
                 <w:sz w:val="20"/>
                 <w:szCs w:val="20"/>
               </w:rPr>
-              <w:t xml:space="preserve">3.</w:t>
-            </w:r>
-            <w:r>
-              <w:rPr>
-                <w:rFonts w:ascii="Avenir Next" w:hAnsi="Avenir Next" w:cs="Avenir Next" w:eastAsia="Avenir Next"/>
-                <w:color w:val="1A1A1A"/>
-                <w:sz w:val="20"/>
-                <w:szCs w:val="20"/>
-              </w:rPr>
               <w:tab/>
             </w:r>
             <w:r>
               <w:rPr>
                 <w:rFonts w:ascii="Avenir Next" w:hAnsi="Avenir Next" w:cs="Avenir Next" w:eastAsia="Avenir Next"/>
                 <w:color w:val="1A1A1A"/>
-                <w:sz w:val="20"/>
+                <w:sz w:val="22"/>
                 <w:szCs w:val="20"/>
               </w:rPr>
               <w:t xml:space="preserve">Which power has the greatest value?</w:t>
@@ -2465,25 +2466,25 @@
                       <w:rFonts w:ascii="Avenir Next" w:hAnsi="Avenir Next" w:cs="Avenir Next" w:eastAsia="Avenir Next"/>
                       <w:b/>
                       <w:color w:val="003A70"/>
+                      <w:sz w:val="22"/>
+                      <w:szCs w:val="19"/>
+                    </w:rPr>
+                    <w:t xml:space="preserve">A</w:t>
+                  </w:r>
+                  <w:r>
+                    <w:rPr>
+                      <w:rFonts w:ascii="Avenir Next" w:hAnsi="Avenir Next" w:cs="Avenir Next" w:eastAsia="Avenir Next"/>
+                      <w:color w:val="1A1A1A"/>
                       <w:sz w:val="19"/>
                       <w:szCs w:val="19"/>
                     </w:rPr>
-                    <w:t xml:space="preserve">A</w:t>
-                  </w:r>
-                  <w:r>
-                    <w:rPr>
-                      <w:rFonts w:ascii="Avenir Next" w:hAnsi="Avenir Next" w:cs="Avenir Next" w:eastAsia="Avenir Next"/>
-                      <w:color w:val="1A1A1A"/>
-                      <w:sz w:val="19"/>
-                      <w:szCs w:val="19"/>
-                    </w:rPr>
                     <w:tab/>
                   </w:r>
                   <w:r>
                     <w:rPr>
                       <w:rFonts w:ascii="Avenir Next" w:hAnsi="Avenir Next" w:cs="Avenir Next" w:eastAsia="Avenir Next"/>
                       <w:color w:val="1A1A1A"/>
-                      <w:sz w:val="19"/>
+                      <w:sz w:val="22"/>
                       <w:szCs w:val="19"/>
                     </w:rPr>
                     <w:t xml:space="preserve">2</w:t>
@@ -2492,7 +2493,7 @@
                     <w:rPr>
                       <w:rFonts w:ascii="Avenir Next" w:hAnsi="Avenir Next" w:cs="Avenir Next" w:eastAsia="Avenir Next"/>
                       <w:color w:val="1A1A1A"/>
-                      <w:sz w:val="19"/>
+                      <w:sz w:val="22"/>
                       <w:szCs w:val="19"/>
                       <w:vertAlign w:val="superscript"/>
                     </w:rPr>
@@ -2518,25 +2519,25 @@
                       <w:rFonts w:ascii="Avenir Next" w:hAnsi="Avenir Next" w:cs="Avenir Next" w:eastAsia="Avenir Next"/>
                       <w:b/>
                       <w:color w:val="003A70"/>
+                      <w:sz w:val="22"/>
+                      <w:szCs w:val="19"/>
+                    </w:rPr>
+                    <w:t xml:space="preserve">B</w:t>
+                  </w:r>
+                  <w:r>
+                    <w:rPr>
+                      <w:rFonts w:ascii="Avenir Next" w:hAnsi="Avenir Next" w:cs="Avenir Next" w:eastAsia="Avenir Next"/>
+                      <w:color w:val="1A1A1A"/>
                       <w:sz w:val="19"/>
                       <w:szCs w:val="19"/>
                     </w:rPr>
-                    <w:t xml:space="preserve">B</w:t>
-                  </w:r>
-                  <w:r>
-                    <w:rPr>
-                      <w:rFonts w:ascii="Avenir Next" w:hAnsi="Avenir Next" w:cs="Avenir Next" w:eastAsia="Avenir Next"/>
-                      <w:color w:val="1A1A1A"/>
-                      <w:sz w:val="19"/>
-                      <w:szCs w:val="19"/>
-                    </w:rPr>
                     <w:tab/>
                   </w:r>
                   <w:r>
                     <w:rPr>
                       <w:rFonts w:ascii="Avenir Next" w:hAnsi="Avenir Next" w:cs="Avenir Next" w:eastAsia="Avenir Next"/>
                       <w:color w:val="1A1A1A"/>
-                      <w:sz w:val="19"/>
+                      <w:sz w:val="22"/>
                       <w:szCs w:val="19"/>
                     </w:rPr>
                     <w:t xml:space="preserve">4</w:t>
@@ -2545,7 +2546,7 @@
                     <w:rPr>
                       <w:rFonts w:ascii="Avenir Next" w:hAnsi="Avenir Next" w:cs="Avenir Next" w:eastAsia="Avenir Next"/>
                       <w:color w:val="1A1A1A"/>
-                      <w:sz w:val="19"/>
+                      <w:sz w:val="22"/>
                       <w:szCs w:val="19"/>
                       <w:vertAlign w:val="superscript"/>
                     </w:rPr>
@@ -2571,25 +2572,25 @@
                       <w:rFonts w:ascii="Avenir Next" w:hAnsi="Avenir Next" w:cs="Avenir Next" w:eastAsia="Avenir Next"/>
                       <w:b/>
                       <w:color w:val="003A70"/>
+                      <w:sz w:val="22"/>
+                      <w:szCs w:val="19"/>
+                    </w:rPr>
+                    <w:t xml:space="preserve">C</w:t>
+                  </w:r>
+                  <w:r>
+                    <w:rPr>
+                      <w:rFonts w:ascii="Avenir Next" w:hAnsi="Avenir Next" w:cs="Avenir Next" w:eastAsia="Avenir Next"/>
+                      <w:color w:val="1A1A1A"/>
                       <w:sz w:val="19"/>
                       <w:szCs w:val="19"/>
                     </w:rPr>
-                    <w:t xml:space="preserve">C</w:t>
-                  </w:r>
-                  <w:r>
-                    <w:rPr>
-                      <w:rFonts w:ascii="Avenir Next" w:hAnsi="Avenir Next" w:cs="Avenir Next" w:eastAsia="Avenir Next"/>
-                      <w:color w:val="1A1A1A"/>
-                      <w:sz w:val="19"/>
-                      <w:szCs w:val="19"/>
-                    </w:rPr>
                     <w:tab/>
                   </w:r>
                   <w:r>
                     <w:rPr>
                       <w:rFonts w:ascii="Avenir Next" w:hAnsi="Avenir Next" w:cs="Avenir Next" w:eastAsia="Avenir Next"/>
                       <w:color w:val="1A1A1A"/>
-                      <w:sz w:val="19"/>
+                      <w:sz w:val="22"/>
                       <w:szCs w:val="19"/>
                     </w:rPr>
                     <w:t xml:space="preserve">3</w:t>
@@ -2598,7 +2599,7 @@
                     <w:rPr>
                       <w:rFonts w:ascii="Avenir Next" w:hAnsi="Avenir Next" w:cs="Avenir Next" w:eastAsia="Avenir Next"/>
                       <w:color w:val="1A1A1A"/>
-                      <w:sz w:val="19"/>
+                      <w:sz w:val="22"/>
                       <w:szCs w:val="19"/>
                       <w:vertAlign w:val="superscript"/>
                     </w:rPr>
@@ -2624,25 +2625,25 @@
                       <w:rFonts w:ascii="Avenir Next" w:hAnsi="Avenir Next" w:cs="Avenir Next" w:eastAsia="Avenir Next"/>
                       <w:b/>
                       <w:color w:val="003A70"/>
+                      <w:sz w:val="22"/>
+                      <w:szCs w:val="19"/>
+                    </w:rPr>
+                    <w:t xml:space="preserve">D</w:t>
+                  </w:r>
+                  <w:r>
+                    <w:rPr>
+                      <w:rFonts w:ascii="Avenir Next" w:hAnsi="Avenir Next" w:cs="Avenir Next" w:eastAsia="Avenir Next"/>
+                      <w:color w:val="1A1A1A"/>
                       <w:sz w:val="19"/>
                       <w:szCs w:val="19"/>
                     </w:rPr>
-                    <w:t xml:space="preserve">D</w:t>
-                  </w:r>
-                  <w:r>
-                    <w:rPr>
-                      <w:rFonts w:ascii="Avenir Next" w:hAnsi="Avenir Next" w:cs="Avenir Next" w:eastAsia="Avenir Next"/>
-                      <w:color w:val="1A1A1A"/>
-                      <w:sz w:val="19"/>
-                      <w:szCs w:val="19"/>
-                    </w:rPr>
                     <w:tab/>
                   </w:r>
                   <w:r>
                     <w:rPr>
                       <w:rFonts w:ascii="Avenir Next" w:hAnsi="Avenir Next" w:cs="Avenir Next" w:eastAsia="Avenir Next"/>
                       <w:color w:val="1A1A1A"/>
-                      <w:sz w:val="19"/>
+                      <w:sz w:val="22"/>
                       <w:szCs w:val="19"/>
                     </w:rPr>
                     <w:t xml:space="preserve">5</w:t>
@@ -2651,7 +2652,7 @@
                     <w:rPr>
                       <w:rFonts w:ascii="Avenir Next" w:hAnsi="Avenir Next" w:cs="Avenir Next" w:eastAsia="Avenir Next"/>
                       <w:color w:val="1A1A1A"/>
-                      <w:sz w:val="19"/>
+                      <w:sz w:val="22"/>
                       <w:szCs w:val="19"/>
                       <w:vertAlign w:val="superscript"/>
                     </w:rPr>
@@ -2702,7 +2703,7 @@
         <w:rPr>
           <w:rFonts w:ascii="Avenir Next" w:hAnsi="Avenir Next" w:cs="Avenir Next" w:eastAsia="Avenir Next"/>
           <w:color w:val="1A1A1A"/>
-          <w:sz w:val="17"/>
+          <w:sz w:val="22"/>
           <w:szCs w:val="17"/>
         </w:rPr>
         <w:t xml:space="preserve">  I got it</w:t>
@@ -2720,7 +2721,7 @@
         <w:rPr>
           <w:rFonts w:ascii="Avenir Next" w:hAnsi="Avenir Next" w:cs="Avenir Next" w:eastAsia="Avenir Next"/>
           <w:color w:val="1A1A1A"/>
-          <w:sz w:val="17"/>
+          <w:sz w:val="22"/>
           <w:szCs w:val="17"/>
         </w:rPr>
         <w:t xml:space="preserve">  Almost</w:t>
@@ -2738,7 +2739,7 @@
         <w:rPr>
           <w:rFonts w:ascii="Avenir Next" w:hAnsi="Avenir Next" w:cs="Avenir Next" w:eastAsia="Avenir Next"/>
           <w:color w:val="1A1A1A"/>
-          <w:sz w:val="17"/>
+          <w:sz w:val="22"/>
           <w:szCs w:val="17"/>
         </w:rPr>
         <w:t xml:space="preserve">  I need help</w:t>
@@ -2795,7 +2796,7 @@
         <w:rPr>
           <w:rFonts w:ascii="Avenir Next" w:hAnsi="Avenir Next" w:cs="Avenir Next" w:eastAsia="Avenir Next"/>
           <w:color w:val="1A1A1A"/>
-          <w:sz w:val="18"/>
+          <w:sz w:val="22"/>
           <w:szCs w:val="18"/>
         </w:rPr>
         <w:t xml:space="preserve">Name</w:t>
@@ -2880,25 +2881,25 @@
                 <w:rFonts w:ascii="Avenir Next" w:hAnsi="Avenir Next" w:cs="Avenir Next" w:eastAsia="Avenir Next"/>
                 <w:b/>
                 <w:color w:val="1A1A1A"/>
+                <w:sz w:val="22"/>
+                <w:szCs w:val="20"/>
+              </w:rPr>
+              <w:t xml:space="preserve">1.</w:t>
+            </w:r>
+            <w:r>
+              <w:rPr>
+                <w:rFonts w:ascii="Avenir Next" w:hAnsi="Avenir Next" w:cs="Avenir Next" w:eastAsia="Avenir Next"/>
+                <w:color w:val="1A1A1A"/>
                 <w:sz w:val="20"/>
                 <w:szCs w:val="20"/>
               </w:rPr>
-              <w:t xml:space="preserve">1.</w:t>
-            </w:r>
-            <w:r>
-              <w:rPr>
-                <w:rFonts w:ascii="Avenir Next" w:hAnsi="Avenir Next" w:cs="Avenir Next" w:eastAsia="Avenir Next"/>
-                <w:color w:val="1A1A1A"/>
-                <w:sz w:val="20"/>
-                <w:szCs w:val="20"/>
-              </w:rPr>
               <w:tab/>
             </w:r>
             <w:r>
               <w:rPr>
                 <w:rFonts w:ascii="Avenir Next" w:hAnsi="Avenir Next" w:cs="Avenir Next" w:eastAsia="Avenir Next"/>
                 <w:color w:val="1A1A1A"/>
-                <w:sz w:val="20"/>
+                <w:sz w:val="22"/>
                 <w:szCs w:val="20"/>
               </w:rPr>
               <w:t xml:space="preserve">Find the value of each power.</w:t>
@@ -2953,25 +2954,25 @@
                       <w:rFonts w:ascii="Avenir Next" w:hAnsi="Avenir Next" w:cs="Avenir Next" w:eastAsia="Avenir Next"/>
                       <w:b/>
                       <w:color w:val="003A70"/>
+                      <w:sz w:val="22"/>
+                      <w:szCs w:val="20"/>
+                    </w:rPr>
+                    <w:t xml:space="preserve">a.</w:t>
+                  </w:r>
+                  <w:r>
+                    <w:rPr>
+                      <w:rFonts w:ascii="Avenir Next" w:hAnsi="Avenir Next" w:cs="Avenir Next" w:eastAsia="Avenir Next"/>
+                      <w:color w:val="1A1A1A"/>
                       <w:sz w:val="20"/>
                       <w:szCs w:val="20"/>
                     </w:rPr>
-                    <w:t xml:space="preserve">a.</w:t>
-                  </w:r>
-                  <w:r>
-                    <w:rPr>
-                      <w:rFonts w:ascii="Avenir Next" w:hAnsi="Avenir Next" w:cs="Avenir Next" w:eastAsia="Avenir Next"/>
-                      <w:color w:val="1A1A1A"/>
-                      <w:sz w:val="20"/>
-                      <w:szCs w:val="20"/>
-                    </w:rPr>
                     <w:tab/>
                   </w:r>
                   <w:r>
                     <w:rPr>
                       <w:rFonts w:ascii="Avenir Next" w:hAnsi="Avenir Next" w:cs="Avenir Next" w:eastAsia="Avenir Next"/>
                       <w:color w:val="1A1A1A"/>
-                      <w:sz w:val="20"/>
+                      <w:sz w:val="22"/>
                       <w:szCs w:val="20"/>
                     </w:rPr>
                     <w:t xml:space="preserve">5</w:t>
@@ -2980,7 +2981,7 @@
                     <w:rPr>
                       <w:rFonts w:ascii="Avenir Next" w:hAnsi="Avenir Next" w:cs="Avenir Next" w:eastAsia="Avenir Next"/>
                       <w:color w:val="1A1A1A"/>
-                      <w:sz w:val="20"/>
+                      <w:sz w:val="22"/>
                       <w:szCs w:val="20"/>
                       <w:vertAlign w:val="superscript"/>
                     </w:rPr>
@@ -2990,7 +2991,7 @@
                     <w:rPr>
                       <w:rFonts w:ascii="Avenir Next" w:hAnsi="Avenir Next" w:cs="Avenir Next" w:eastAsia="Avenir Next"/>
                       <w:color w:val="1A1A1A"/>
-                      <w:sz w:val="20"/>
+                      <w:sz w:val="22"/>
                       <w:szCs w:val="20"/>
                     </w:rPr>
                     <w:t xml:space="preserve"> =</w:t>
@@ -3034,25 +3035,25 @@
                       <w:rFonts w:ascii="Avenir Next" w:hAnsi="Avenir Next" w:cs="Avenir Next" w:eastAsia="Avenir Next"/>
                       <w:b/>
                       <w:color w:val="003A70"/>
+                      <w:sz w:val="22"/>
+                      <w:szCs w:val="20"/>
+                    </w:rPr>
+                    <w:t xml:space="preserve">b.</w:t>
+                  </w:r>
+                  <w:r>
+                    <w:rPr>
+                      <w:rFonts w:ascii="Avenir Next" w:hAnsi="Avenir Next" w:cs="Avenir Next" w:eastAsia="Avenir Next"/>
+                      <w:color w:val="1A1A1A"/>
                       <w:sz w:val="20"/>
                       <w:szCs w:val="20"/>
                     </w:rPr>
-                    <w:t xml:space="preserve">b.</w:t>
-                  </w:r>
-                  <w:r>
-                    <w:rPr>
-                      <w:rFonts w:ascii="Avenir Next" w:hAnsi="Avenir Next" w:cs="Avenir Next" w:eastAsia="Avenir Next"/>
-                      <w:color w:val="1A1A1A"/>
-                      <w:sz w:val="20"/>
-                      <w:szCs w:val="20"/>
-                    </w:rPr>
                     <w:tab/>
                   </w:r>
                   <w:r>
                     <w:rPr>
                       <w:rFonts w:ascii="Avenir Next" w:hAnsi="Avenir Next" w:cs="Avenir Next" w:eastAsia="Avenir Next"/>
                       <w:color w:val="1A1A1A"/>
-                      <w:sz w:val="20"/>
+                      <w:sz w:val="22"/>
                       <w:szCs w:val="20"/>
                     </w:rPr>
                     <w:t xml:space="preserve">2</w:t>
@@ -3061,7 +3062,7 @@
                     <w:rPr>
                       <w:rFonts w:ascii="Avenir Next" w:hAnsi="Avenir Next" w:cs="Avenir Next" w:eastAsia="Avenir Next"/>
                       <w:color w:val="1A1A1A"/>
-                      <w:sz w:val="20"/>
+                      <w:sz w:val="22"/>
                       <w:szCs w:val="20"/>
                       <w:vertAlign w:val="superscript"/>
                     </w:rPr>
@@ -3071,7 +3072,7 @@
                     <w:rPr>
                       <w:rFonts w:ascii="Avenir Next" w:hAnsi="Avenir Next" w:cs="Avenir Next" w:eastAsia="Avenir Next"/>
                       <w:color w:val="1A1A1A"/>
-                      <w:sz w:val="20"/>
+                      <w:sz w:val="22"/>
                       <w:szCs w:val="20"/>
                     </w:rPr>
                     <w:t xml:space="preserve"> =</w:t>
@@ -3164,25 +3165,25 @@
                 <w:rFonts w:ascii="Avenir Next" w:hAnsi="Avenir Next" w:cs="Avenir Next" w:eastAsia="Avenir Next"/>
                 <w:b/>
                 <w:color w:val="1A1A1A"/>
+                <w:sz w:val="22"/>
+                <w:szCs w:val="20"/>
+              </w:rPr>
+              <w:t xml:space="preserve">2.</w:t>
+            </w:r>
+            <w:r>
+              <w:rPr>
+                <w:rFonts w:ascii="Avenir Next" w:hAnsi="Avenir Next" w:cs="Avenir Next" w:eastAsia="Avenir Next"/>
+                <w:color w:val="1A1A1A"/>
                 <w:sz w:val="20"/>
                 <w:szCs w:val="20"/>
               </w:rPr>
-              <w:t xml:space="preserve">2.</w:t>
-            </w:r>
-            <w:r>
-              <w:rPr>
-                <w:rFonts w:ascii="Avenir Next" w:hAnsi="Avenir Next" w:cs="Avenir Next" w:eastAsia="Avenir Next"/>
-                <w:color w:val="1A1A1A"/>
-                <w:sz w:val="20"/>
-                <w:szCs w:val="20"/>
-              </w:rPr>
               <w:tab/>
             </w:r>
             <w:r>
               <w:rPr>
                 <w:rFonts w:ascii="Avenir Next" w:hAnsi="Avenir Next" w:cs="Avenir Next" w:eastAsia="Avenir Next"/>
                 <w:color w:val="1A1A1A"/>
-                <w:sz w:val="20"/>
+                <w:sz w:val="22"/>
                 <w:szCs w:val="20"/>
               </w:rPr>
               <w:t xml:space="preserve">A cube has edges of 6 inches. Its volume is 6</w:t>
@@ -3191,7 +3192,7 @@
               <w:rPr>
                 <w:rFonts w:ascii="Avenir Next" w:hAnsi="Avenir Next" w:cs="Avenir Next" w:eastAsia="Avenir Next"/>
                 <w:color w:val="1A1A1A"/>
-                <w:sz w:val="20"/>
+                <w:sz w:val="22"/>
                 <w:szCs w:val="20"/>
                 <w:vertAlign w:val="superscript"/>
               </w:rPr>
@@ -3201,7 +3202,7 @@
               <w:rPr>
                 <w:rFonts w:ascii="Avenir Next" w:hAnsi="Avenir Next" w:cs="Avenir Next" w:eastAsia="Avenir Next"/>
                 <w:color w:val="1A1A1A"/>
-                <w:sz w:val="20"/>
+                <w:sz w:val="22"/>
                 <w:szCs w:val="20"/>
               </w:rPr>
               <w:t xml:space="preserve"> in³. Find the volume.</w:t>
@@ -3278,25 +3279,25 @@
                 <w:rFonts w:ascii="Avenir Next" w:hAnsi="Avenir Next" w:cs="Avenir Next" w:eastAsia="Avenir Next"/>
                 <w:b/>
                 <w:color w:val="1A1A1A"/>
+                <w:sz w:val="22"/>
+                <w:szCs w:val="18"/>
+              </w:rPr>
+              <w:t xml:space="preserve">Answer</w:t>
+            </w:r>
+            <w:r>
+              <w:rPr>
+                <w:rFonts w:ascii="Avenir Next" w:hAnsi="Avenir Next" w:cs="Avenir Next" w:eastAsia="Avenir Next"/>
+                <w:color w:val="1A1A1A"/>
                 <w:sz w:val="18"/>
                 <w:szCs w:val="18"/>
               </w:rPr>
-              <w:t xml:space="preserve">Answer</w:t>
-            </w:r>
-            <w:r>
-              <w:rPr>
-                <w:rFonts w:ascii="Avenir Next" w:hAnsi="Avenir Next" w:cs="Avenir Next" w:eastAsia="Avenir Next"/>
-                <w:color w:val="1A1A1A"/>
-                <w:sz w:val="18"/>
-                <w:szCs w:val="18"/>
-              </w:rPr>
               <w:tab/>
             </w:r>
             <w:r>
               <w:rPr>
                 <w:rFonts w:ascii="Avenir Next" w:hAnsi="Avenir Next" w:cs="Avenir Next" w:eastAsia="Avenir Next"/>
                 <w:color w:val="1A1A1A"/>
-                <w:sz w:val="18"/>
+                <w:sz w:val="22"/>
                 <w:szCs w:val="18"/>
               </w:rPr>
               <w:t xml:space="preserve">  in³</w:t>
@@ -3362,25 +3363,25 @@
                 <w:rFonts w:ascii="Avenir Next" w:hAnsi="Avenir Next" w:cs="Avenir Next" w:eastAsia="Avenir Next"/>
                 <w:b/>
                 <w:color w:val="1A1A1A"/>
+                <w:sz w:val="22"/>
+                <w:szCs w:val="20"/>
+              </w:rPr>
+              <w:t xml:space="preserve">3.</w:t>
+            </w:r>
+            <w:r>
+              <w:rPr>
+                <w:rFonts w:ascii="Avenir Next" w:hAnsi="Avenir Next" w:cs="Avenir Next" w:eastAsia="Avenir Next"/>
+                <w:color w:val="1A1A1A"/>
                 <w:sz w:val="20"/>
                 <w:szCs w:val="20"/>
               </w:rPr>
-              <w:t xml:space="preserve">3.</w:t>
-            </w:r>
-            <w:r>
-              <w:rPr>
-                <w:rFonts w:ascii="Avenir Next" w:hAnsi="Avenir Next" w:cs="Avenir Next" w:eastAsia="Avenir Next"/>
-                <w:color w:val="1A1A1A"/>
-                <w:sz w:val="20"/>
-                <w:szCs w:val="20"/>
-              </w:rPr>
               <w:tab/>
             </w:r>
             <w:r>
               <w:rPr>
                 <w:rFonts w:ascii="Avenir Next" w:hAnsi="Avenir Next" w:cs="Avenir Next" w:eastAsia="Avenir Next"/>
                 <w:color w:val="1A1A1A"/>
-                <w:sz w:val="20"/>
+                <w:sz w:val="22"/>
                 <w:szCs w:val="20"/>
               </w:rPr>
               <w:t xml:space="preserve">Which power has the greatest value?</w:t>
@@ -3436,25 +3437,25 @@
                       <w:rFonts w:ascii="Avenir Next" w:hAnsi="Avenir Next" w:cs="Avenir Next" w:eastAsia="Avenir Next"/>
                       <w:b/>
                       <w:color w:val="003A70"/>
+                      <w:sz w:val="22"/>
+                      <w:szCs w:val="19"/>
+                    </w:rPr>
+                    <w:t xml:space="preserve">A</w:t>
+                  </w:r>
+                  <w:r>
+                    <w:rPr>
+                      <w:rFonts w:ascii="Avenir Next" w:hAnsi="Avenir Next" w:cs="Avenir Next" w:eastAsia="Avenir Next"/>
+                      <w:color w:val="1A1A1A"/>
                       <w:sz w:val="19"/>
                       <w:szCs w:val="19"/>
                     </w:rPr>
-                    <w:t xml:space="preserve">A</w:t>
-                  </w:r>
-                  <w:r>
-                    <w:rPr>
-                      <w:rFonts w:ascii="Avenir Next" w:hAnsi="Avenir Next" w:cs="Avenir Next" w:eastAsia="Avenir Next"/>
-                      <w:color w:val="1A1A1A"/>
-                      <w:sz w:val="19"/>
-                      <w:szCs w:val="19"/>
-                    </w:rPr>
                     <w:tab/>
                   </w:r>
                   <w:r>
                     <w:rPr>
                       <w:rFonts w:ascii="Avenir Next" w:hAnsi="Avenir Next" w:cs="Avenir Next" w:eastAsia="Avenir Next"/>
                       <w:color w:val="1A1A1A"/>
-                      <w:sz w:val="19"/>
+                      <w:sz w:val="22"/>
                       <w:szCs w:val="19"/>
                     </w:rPr>
                     <w:t xml:space="preserve">2</w:t>
@@ -3463,7 +3464,7 @@
                     <w:rPr>
                       <w:rFonts w:ascii="Avenir Next" w:hAnsi="Avenir Next" w:cs="Avenir Next" w:eastAsia="Avenir Next"/>
                       <w:color w:val="1A1A1A"/>
-                      <w:sz w:val="19"/>
+                      <w:sz w:val="22"/>
                       <w:szCs w:val="19"/>
                       <w:vertAlign w:val="superscript"/>
                     </w:rPr>
@@ -3489,25 +3490,25 @@
                       <w:rFonts w:ascii="Avenir Next" w:hAnsi="Avenir Next" w:cs="Avenir Next" w:eastAsia="Avenir Next"/>
                       <w:b/>
                       <w:color w:val="003A70"/>
+                      <w:sz w:val="22"/>
+                      <w:szCs w:val="19"/>
+                    </w:rPr>
+                    <w:t xml:space="preserve">B</w:t>
+                  </w:r>
+                  <w:r>
+                    <w:rPr>
+                      <w:rFonts w:ascii="Avenir Next" w:hAnsi="Avenir Next" w:cs="Avenir Next" w:eastAsia="Avenir Next"/>
+                      <w:color w:val="1A1A1A"/>
                       <w:sz w:val="19"/>
                       <w:szCs w:val="19"/>
                     </w:rPr>
-                    <w:t xml:space="preserve">B</w:t>
-                  </w:r>
-                  <w:r>
-                    <w:rPr>
-                      <w:rFonts w:ascii="Avenir Next" w:hAnsi="Avenir Next" w:cs="Avenir Next" w:eastAsia="Avenir Next"/>
-                      <w:color w:val="1A1A1A"/>
-                      <w:sz w:val="19"/>
-                      <w:szCs w:val="19"/>
-                    </w:rPr>
                     <w:tab/>
                   </w:r>
                   <w:r>
                     <w:rPr>
                       <w:rFonts w:ascii="Avenir Next" w:hAnsi="Avenir Next" w:cs="Avenir Next" w:eastAsia="Avenir Next"/>
                       <w:color w:val="1A1A1A"/>
-                      <w:sz w:val="19"/>
+                      <w:sz w:val="22"/>
                       <w:szCs w:val="19"/>
                     </w:rPr>
                     <w:t xml:space="preserve">4</w:t>
@@ -3516,7 +3517,7 @@
                     <w:rPr>
                       <w:rFonts w:ascii="Avenir Next" w:hAnsi="Avenir Next" w:cs="Avenir Next" w:eastAsia="Avenir Next"/>
                       <w:color w:val="1A1A1A"/>
-                      <w:sz w:val="19"/>
+                      <w:sz w:val="22"/>
                       <w:szCs w:val="19"/>
                       <w:vertAlign w:val="superscript"/>
                     </w:rPr>
@@ -3542,25 +3543,25 @@
                       <w:rFonts w:ascii="Avenir Next" w:hAnsi="Avenir Next" w:cs="Avenir Next" w:eastAsia="Avenir Next"/>
                       <w:b/>
                       <w:color w:val="003A70"/>
+                      <w:sz w:val="22"/>
+                      <w:szCs w:val="19"/>
+                    </w:rPr>
+                    <w:t xml:space="preserve">C</w:t>
+                  </w:r>
+                  <w:r>
+                    <w:rPr>
+                      <w:rFonts w:ascii="Avenir Next" w:hAnsi="Avenir Next" w:cs="Avenir Next" w:eastAsia="Avenir Next"/>
+                      <w:color w:val="1A1A1A"/>
                       <w:sz w:val="19"/>
                       <w:szCs w:val="19"/>
                     </w:rPr>
-                    <w:t xml:space="preserve">C</w:t>
-                  </w:r>
-                  <w:r>
-                    <w:rPr>
-                      <w:rFonts w:ascii="Avenir Next" w:hAnsi="Avenir Next" w:cs="Avenir Next" w:eastAsia="Avenir Next"/>
-                      <w:color w:val="1A1A1A"/>
-                      <w:sz w:val="19"/>
-                      <w:szCs w:val="19"/>
-                    </w:rPr>
                     <w:tab/>
                   </w:r>
                   <w:r>
                     <w:rPr>
                       <w:rFonts w:ascii="Avenir Next" w:hAnsi="Avenir Next" w:cs="Avenir Next" w:eastAsia="Avenir Next"/>
                       <w:color w:val="1A1A1A"/>
-                      <w:sz w:val="19"/>
+                      <w:sz w:val="22"/>
                       <w:szCs w:val="19"/>
                     </w:rPr>
                     <w:t xml:space="preserve">3</w:t>
@@ -3569,7 +3570,7 @@
                     <w:rPr>
                       <w:rFonts w:ascii="Avenir Next" w:hAnsi="Avenir Next" w:cs="Avenir Next" w:eastAsia="Avenir Next"/>
                       <w:color w:val="1A1A1A"/>
-                      <w:sz w:val="19"/>
+                      <w:sz w:val="22"/>
                       <w:szCs w:val="19"/>
                       <w:vertAlign w:val="superscript"/>
                     </w:rPr>
@@ -3595,25 +3596,25 @@
                       <w:rFonts w:ascii="Avenir Next" w:hAnsi="Avenir Next" w:cs="Avenir Next" w:eastAsia="Avenir Next"/>
                       <w:b/>
                       <w:color w:val="003A70"/>
+                      <w:sz w:val="22"/>
+                      <w:szCs w:val="19"/>
+                    </w:rPr>
+                    <w:t xml:space="preserve">D</w:t>
+                  </w:r>
+                  <w:r>
+                    <w:rPr>
+                      <w:rFonts w:ascii="Avenir Next" w:hAnsi="Avenir Next" w:cs="Avenir Next" w:eastAsia="Avenir Next"/>
+                      <w:color w:val="1A1A1A"/>
                       <w:sz w:val="19"/>
                       <w:szCs w:val="19"/>
                     </w:rPr>
-                    <w:t xml:space="preserve">D</w:t>
-                  </w:r>
-                  <w:r>
-                    <w:rPr>
-                      <w:rFonts w:ascii="Avenir Next" w:hAnsi="Avenir Next" w:cs="Avenir Next" w:eastAsia="Avenir Next"/>
-                      <w:color w:val="1A1A1A"/>
-                      <w:sz w:val="19"/>
-                      <w:szCs w:val="19"/>
-                    </w:rPr>
                     <w:tab/>
                   </w:r>
                   <w:r>
                     <w:rPr>
                       <w:rFonts w:ascii="Avenir Next" w:hAnsi="Avenir Next" w:cs="Avenir Next" w:eastAsia="Avenir Next"/>
                       <w:color w:val="1A1A1A"/>
-                      <w:sz w:val="19"/>
+                      <w:sz w:val="22"/>
                       <w:szCs w:val="19"/>
                     </w:rPr>
                     <w:t xml:space="preserve">5</w:t>
@@ -3622,7 +3623,7 @@
                     <w:rPr>
                       <w:rFonts w:ascii="Avenir Next" w:hAnsi="Avenir Next" w:cs="Avenir Next" w:eastAsia="Avenir Next"/>
                       <w:color w:val="1A1A1A"/>
-                      <w:sz w:val="19"/>
+                      <w:sz w:val="22"/>
                       <w:szCs w:val="19"/>
                       <w:vertAlign w:val="superscript"/>
                     </w:rPr>
@@ -3673,7 +3674,7 @@
         <w:rPr>
           <w:rFonts w:ascii="Avenir Next" w:hAnsi="Avenir Next" w:cs="Avenir Next" w:eastAsia="Avenir Next"/>
           <w:color w:val="1A1A1A"/>
-          <w:sz w:val="17"/>
+          <w:sz w:val="22"/>
           <w:szCs w:val="17"/>
         </w:rPr>
         <w:t xml:space="preserve">  I got it</w:t>
@@ -3691,7 +3692,7 @@
         <w:rPr>
           <w:rFonts w:ascii="Avenir Next" w:hAnsi="Avenir Next" w:cs="Avenir Next" w:eastAsia="Avenir Next"/>
           <w:color w:val="1A1A1A"/>
-          <w:sz w:val="17"/>
+          <w:sz w:val="22"/>
           <w:szCs w:val="17"/>
         </w:rPr>
         <w:t xml:space="preserve">  Almost</w:t>
@@ -3709,7 +3710,7 @@
         <w:rPr>
           <w:rFonts w:ascii="Avenir Next" w:hAnsi="Avenir Next" w:cs="Avenir Next" w:eastAsia="Avenir Next"/>
           <w:color w:val="1A1A1A"/>
-          <w:sz w:val="17"/>
+          <w:sz w:val="22"/>
           <w:szCs w:val="17"/>
         </w:rPr>
         <w:t xml:space="preserve">  I need help</w:t>
@@ -3803,7 +3804,106 @@
               <w:sz w:val="15"/>
               <w:szCs w:val="15"/>
             </w:rPr>
-            <w:t xml:space="preserve">Lesson 6-3  ·  Exit Tickets  ·  two per page</w:t>
+            <w:t xml:space="preserve">6-3 · Page </w:t>
+          </w:r>
+          <w:r>
+            <w:rPr>
+              <w:rFonts w:ascii="Avenir Next" w:hAnsi="Avenir Next" w:cs="Avenir Next" w:eastAsia="Avenir Next"/>
+              <w:color w:val="5A5F66"/>
+              <w:sz w:val="15"/>
+              <w:szCs w:val="15"/>
+            </w:rPr>
+            <w:fldChar w:fldCharType="begin"/>
+          </w:r>
+          <w:r>
+            <w:rPr>
+              <w:rFonts w:ascii="Avenir Next" w:hAnsi="Avenir Next" w:cs="Avenir Next" w:eastAsia="Avenir Next"/>
+              <w:color w:val="5A5F66"/>
+              <w:sz w:val="15"/>
+              <w:szCs w:val="15"/>
+            </w:rPr>
+            <w:instrText xml:space="preserve"> PAGE </w:instrText>
+          </w:r>
+          <w:r>
+            <w:rPr>
+              <w:rFonts w:ascii="Avenir Next" w:hAnsi="Avenir Next" w:cs="Avenir Next" w:eastAsia="Avenir Next"/>
+              <w:color w:val="5A5F66"/>
+              <w:sz w:val="15"/>
+              <w:szCs w:val="15"/>
+            </w:rPr>
+            <w:fldChar w:fldCharType="separate"/>
+          </w:r>
+          <w:r>
+            <w:rPr>
+              <w:rFonts w:ascii="Avenir Next" w:hAnsi="Avenir Next" w:cs="Avenir Next" w:eastAsia="Avenir Next"/>
+              <w:color w:val="5A5F66"/>
+              <w:sz w:val="15"/>
+              <w:szCs w:val="15"/>
+            </w:rPr>
+            <w:t xml:space="preserve">1</w:t>
+          </w:r>
+          <w:r>
+            <w:rPr>
+              <w:rFonts w:ascii="Avenir Next" w:hAnsi="Avenir Next" w:cs="Avenir Next" w:eastAsia="Avenir Next"/>
+              <w:color w:val="5A5F66"/>
+              <w:sz w:val="15"/>
+              <w:szCs w:val="15"/>
+            </w:rPr>
+            <w:fldChar w:fldCharType="end"/>
+          </w:r>
+          <w:r>
+            <w:rPr>
+              <w:rFonts w:ascii="Avenir Next" w:hAnsi="Avenir Next" w:cs="Avenir Next" w:eastAsia="Avenir Next"/>
+              <w:color w:val="5A5F66"/>
+              <w:sz w:val="15"/>
+              <w:szCs w:val="15"/>
+            </w:rPr>
+            <w:t xml:space="preserve"> of </w:t>
+          </w:r>
+          <w:r>
+            <w:rPr>
+              <w:rFonts w:ascii="Avenir Next" w:hAnsi="Avenir Next" w:cs="Avenir Next" w:eastAsia="Avenir Next"/>
+              <w:color w:val="5A5F66"/>
+              <w:sz w:val="15"/>
+              <w:szCs w:val="15"/>
+            </w:rPr>
+            <w:fldChar w:fldCharType="begin"/>
+          </w:r>
+          <w:r>
+            <w:rPr>
+              <w:rFonts w:ascii="Avenir Next" w:hAnsi="Avenir Next" w:cs="Avenir Next" w:eastAsia="Avenir Next"/>
+              <w:color w:val="5A5F66"/>
+              <w:sz w:val="15"/>
+              <w:szCs w:val="15"/>
+            </w:rPr>
+            <w:instrText xml:space="preserve"> NUMPAGES </w:instrText>
+          </w:r>
+          <w:r>
+            <w:rPr>
+              <w:rFonts w:ascii="Avenir Next" w:hAnsi="Avenir Next" w:cs="Avenir Next" w:eastAsia="Avenir Next"/>
+              <w:color w:val="5A5F66"/>
+              <w:sz w:val="15"/>
+              <w:szCs w:val="15"/>
+            </w:rPr>
+            <w:fldChar w:fldCharType="separate"/>
+          </w:r>
+          <w:r>
+            <w:rPr>
+              <w:rFonts w:ascii="Avenir Next" w:hAnsi="Avenir Next" w:cs="Avenir Next" w:eastAsia="Avenir Next"/>
+              <w:color w:val="5A5F66"/>
+              <w:sz w:val="15"/>
+              <w:szCs w:val="15"/>
+            </w:rPr>
+            <w:t xml:space="preserve">1</w:t>
+          </w:r>
+          <w:r>
+            <w:rPr>
+              <w:rFonts w:ascii="Avenir Next" w:hAnsi="Avenir Next" w:cs="Avenir Next" w:eastAsia="Avenir Next"/>
+              <w:color w:val="5A5F66"/>
+              <w:sz w:val="15"/>
+              <w:szCs w:val="15"/>
+            </w:rPr>
+            <w:fldChar w:fldCharType="end"/>
           </w:r>
         </w:p>
       </w:tc>
@@ -3846,5 +3946,23 @@
       </w:tblCellMar>
     </w:tblPr>
   </w:style>
+  <w:style w:type="paragraph" w:styleId="Heading1">
+    <w:name w:val="heading 1"/>
+    <w:basedOn w:val="Normal"/>
+    <w:pPr>
+      <w:outlineLvl w:val="0"/>
+      <w:keepNext w:val="0"/>
+      <w:keepLines w:val="0"/>
+    </w:pPr>
+  </w:style>
+  <w:style w:type="paragraph" w:styleId="Heading2">
+    <w:name w:val="heading 2"/>
+    <w:basedOn w:val="Normal"/>
+    <w:pPr>
+      <w:outlineLvl w:val="1"/>
+      <w:keepNext w:val="0"/>
+      <w:keepLines w:val="0"/>
+    </w:pPr>
+  </w:style>
 </w:styles>
 </file>